--- a/qr.docx
+++ b/qr.docx
@@ -47,8 +47,6 @@
         <w:tab/>
         <w:t>QR3</w:t>
       </w:r>
-    </w:p>
-    <w:p>
       <w:r>
         <w:rPr>
           <w:noProof/>
@@ -257,7 +255,6 @@
     <w:p/>
     <w:p/>
     <w:p/>
-    <w:p/>
     <w:p>
       <w:r>
         <w:t>QR4</w:t>
@@ -303,8 +300,6 @@
         <w:tab/>
         <w:t>QR6</w:t>
       </w:r>
-    </w:p>
-    <w:p>
       <w:r>
         <w:rPr>
           <w:noProof/>
@@ -514,7 +509,6 @@
     <w:p/>
     <w:p/>
     <w:p/>
-    <w:p/>
     <w:p>
       <w:r>
         <w:t>QR7</w:t>
@@ -567,7 +561,74 @@
           <w:noProof/>
         </w:rPr>
         <w:drawing>
-          <wp:anchor distT="0" distB="0" distL="114300" distR="114300" simplePos="0" relativeHeight="251665408" behindDoc="1" locked="0" layoutInCell="1" allowOverlap="1" wp14:anchorId="6821FCBE" wp14:editId="2F3DE681">
+          <wp:anchor distT="0" distB="0" distL="114300" distR="114300" simplePos="0" relativeHeight="251666432" behindDoc="1" locked="0" layoutInCell="1" allowOverlap="1" wp14:anchorId="04650D87" wp14:editId="53CDE716">
+            <wp:simplePos x="0" y="0"/>
+            <wp:positionH relativeFrom="column">
+              <wp:posOffset>4524375</wp:posOffset>
+            </wp:positionH>
+            <wp:positionV relativeFrom="paragraph">
+              <wp:posOffset>318770</wp:posOffset>
+            </wp:positionV>
+            <wp:extent cx="1799590" cy="1799590"/>
+            <wp:effectExtent l="0" t="0" r="0" b="0"/>
+            <wp:wrapNone/>
+            <wp:docPr id="1612884982" name="Imagen 9"/>
+            <wp:cNvGraphicFramePr>
+              <a:graphicFrameLocks xmlns:a="http://schemas.openxmlformats.org/drawingml/2006/main" noChangeAspect="1"/>
+            </wp:cNvGraphicFramePr>
+            <a:graphic xmlns:a="http://schemas.openxmlformats.org/drawingml/2006/main">
+              <a:graphicData uri="http://schemas.openxmlformats.org/drawingml/2006/picture">
+                <pic:pic xmlns:pic="http://schemas.openxmlformats.org/drawingml/2006/picture">
+                  <pic:nvPicPr>
+                    <pic:cNvPr id="0" name="Picture 17"/>
+                    <pic:cNvPicPr>
+                      <a:picLocks noChangeAspect="1" noChangeArrowheads="1"/>
+                    </pic:cNvPicPr>
+                  </pic:nvPicPr>
+                  <pic:blipFill>
+                    <a:blip r:embed="rId10" cstate="print">
+                      <a:extLst>
+                        <a:ext uri="{28A0092B-C50C-407E-A947-70E740481C1C}">
+                          <a14:useLocalDpi xmlns:a14="http://schemas.microsoft.com/office/drawing/2010/main" val="0"/>
+                        </a:ext>
+                      </a:extLst>
+                    </a:blip>
+                    <a:srcRect/>
+                    <a:stretch>
+                      <a:fillRect/>
+                    </a:stretch>
+                  </pic:blipFill>
+                  <pic:spPr bwMode="auto">
+                    <a:xfrm>
+                      <a:off x="0" y="0"/>
+                      <a:ext cx="1799590" cy="1799590"/>
+                    </a:xfrm>
+                    <a:prstGeom prst="rect">
+                      <a:avLst/>
+                    </a:prstGeom>
+                    <a:noFill/>
+                    <a:ln>
+                      <a:noFill/>
+                    </a:ln>
+                  </pic:spPr>
+                </pic:pic>
+              </a:graphicData>
+            </a:graphic>
+            <wp14:sizeRelH relativeFrom="page">
+              <wp14:pctWidth>0</wp14:pctWidth>
+            </wp14:sizeRelH>
+            <wp14:sizeRelV relativeFrom="page">
+              <wp14:pctHeight>0</wp14:pctHeight>
+            </wp14:sizeRelV>
+          </wp:anchor>
+        </w:drawing>
+      </w:r>
+      <w:r>
+        <w:rPr>
+          <w:noProof/>
+        </w:rPr>
+        <w:drawing>
+          <wp:anchor distT="0" distB="0" distL="114300" distR="114300" simplePos="0" relativeHeight="251665408" behindDoc="1" locked="0" layoutInCell="1" allowOverlap="1" wp14:anchorId="6821FCBE" wp14:editId="082475C0">
             <wp:simplePos x="0" y="0"/>
             <wp:positionH relativeFrom="column">
               <wp:posOffset>2162175</wp:posOffset>
@@ -592,7 +653,7 @@
                     </pic:cNvPicPr>
                   </pic:nvPicPr>
                   <pic:blipFill>
-                    <a:blip r:embed="rId10" cstate="print">
+                    <a:blip r:embed="rId11" cstate="print">
                       <a:extLst>
                         <a:ext uri="{28A0092B-C50C-407E-A947-70E740481C1C}">
                           <a14:useLocalDpi xmlns:a14="http://schemas.microsoft.com/office/drawing/2010/main" val="0"/>
@@ -654,75 +715,6 @@
                 <pic:pic xmlns:pic="http://schemas.openxmlformats.org/drawingml/2006/picture">
                   <pic:nvPicPr>
                     <pic:cNvPr id="0" name="Picture 13"/>
-                    <pic:cNvPicPr>
-                      <a:picLocks noChangeAspect="1" noChangeArrowheads="1"/>
-                    </pic:cNvPicPr>
-                  </pic:nvPicPr>
-                  <pic:blipFill>
-                    <a:blip r:embed="rId11" cstate="print">
-                      <a:extLst>
-                        <a:ext uri="{28A0092B-C50C-407E-A947-70E740481C1C}">
-                          <a14:useLocalDpi xmlns:a14="http://schemas.microsoft.com/office/drawing/2010/main" val="0"/>
-                        </a:ext>
-                      </a:extLst>
-                    </a:blip>
-                    <a:srcRect/>
-                    <a:stretch>
-                      <a:fillRect/>
-                    </a:stretch>
-                  </pic:blipFill>
-                  <pic:spPr bwMode="auto">
-                    <a:xfrm>
-                      <a:off x="0" y="0"/>
-                      <a:ext cx="1799590" cy="1799590"/>
-                    </a:xfrm>
-                    <a:prstGeom prst="rect">
-                      <a:avLst/>
-                    </a:prstGeom>
-                    <a:noFill/>
-                    <a:ln>
-                      <a:noFill/>
-                    </a:ln>
-                  </pic:spPr>
-                </pic:pic>
-              </a:graphicData>
-            </a:graphic>
-            <wp14:sizeRelH relativeFrom="page">
-              <wp14:pctWidth>0</wp14:pctWidth>
-            </wp14:sizeRelH>
-            <wp14:sizeRelV relativeFrom="page">
-              <wp14:pctHeight>0</wp14:pctHeight>
-            </wp14:sizeRelV>
-          </wp:anchor>
-        </w:drawing>
-      </w:r>
-    </w:p>
-    <w:p>
-      <w:r>
-        <w:rPr>
-          <w:noProof/>
-        </w:rPr>
-        <w:drawing>
-          <wp:anchor distT="0" distB="0" distL="114300" distR="114300" simplePos="0" relativeHeight="251666432" behindDoc="1" locked="0" layoutInCell="1" allowOverlap="1" wp14:anchorId="04650D87" wp14:editId="6D468764">
-            <wp:simplePos x="0" y="0"/>
-            <wp:positionH relativeFrom="column">
-              <wp:posOffset>4695825</wp:posOffset>
-            </wp:positionH>
-            <wp:positionV relativeFrom="paragraph">
-              <wp:posOffset>75565</wp:posOffset>
-            </wp:positionV>
-            <wp:extent cx="1799590" cy="1799590"/>
-            <wp:effectExtent l="0" t="0" r="0" b="0"/>
-            <wp:wrapNone/>
-            <wp:docPr id="1612884982" name="Imagen 9"/>
-            <wp:cNvGraphicFramePr>
-              <a:graphicFrameLocks xmlns:a="http://schemas.openxmlformats.org/drawingml/2006/main" noChangeAspect="1"/>
-            </wp:cNvGraphicFramePr>
-            <a:graphic xmlns:a="http://schemas.openxmlformats.org/drawingml/2006/main">
-              <a:graphicData uri="http://schemas.openxmlformats.org/drawingml/2006/picture">
-                <pic:pic xmlns:pic="http://schemas.openxmlformats.org/drawingml/2006/picture">
-                  <pic:nvPicPr>
-                    <pic:cNvPr id="0" name="Picture 17"/>
                     <pic:cNvPicPr>
                       <a:picLocks noChangeAspect="1" noChangeArrowheads="1"/>
                     </pic:cNvPicPr>
@@ -764,6 +756,79 @@
             </wp14:sizeRelV>
           </wp:anchor>
         </w:drawing>
+      </w:r>
+    </w:p>
+    <w:p/>
+    <w:p/>
+    <w:p/>
+    <w:p/>
+    <w:p/>
+    <w:p/>
+    <w:p>
+      <w:r>
+        <w:drawing>
+          <wp:anchor distT="0" distB="0" distL="114300" distR="114300" simplePos="0" relativeHeight="251667456" behindDoc="1" locked="0" layoutInCell="1" allowOverlap="1" wp14:anchorId="2BB0F58E" wp14:editId="6174ADB8">
+            <wp:simplePos x="0" y="0"/>
+            <wp:positionH relativeFrom="margin">
+              <wp:align>left</wp:align>
+            </wp:positionH>
+            <wp:positionV relativeFrom="paragraph">
+              <wp:posOffset>656590</wp:posOffset>
+            </wp:positionV>
+            <wp:extent cx="1800000" cy="1800000"/>
+            <wp:effectExtent l="19050" t="19050" r="10160" b="10160"/>
+            <wp:wrapNone/>
+            <wp:docPr id="174684886" name="Imagen 1"/>
+            <wp:cNvGraphicFramePr>
+              <a:graphicFrameLocks xmlns:a="http://schemas.openxmlformats.org/drawingml/2006/main"/>
+            </wp:cNvGraphicFramePr>
+            <a:graphic xmlns:a="http://schemas.openxmlformats.org/drawingml/2006/main">
+              <a:graphicData uri="http://schemas.openxmlformats.org/drawingml/2006/picture">
+                <pic:pic xmlns:pic="http://schemas.openxmlformats.org/drawingml/2006/picture">
+                  <pic:nvPicPr>
+                    <pic:cNvPr id="174684886" name=""/>
+                    <pic:cNvPicPr/>
+                  </pic:nvPicPr>
+                  <pic:blipFill>
+                    <a:blip r:embed="rId13">
+                      <a:extLst>
+                        <a:ext uri="{28A0092B-C50C-407E-A947-70E740481C1C}">
+                          <a14:useLocalDpi xmlns:a14="http://schemas.microsoft.com/office/drawing/2010/main" val="0"/>
+                        </a:ext>
+                      </a:extLst>
+                    </a:blip>
+                    <a:stretch>
+                      <a:fillRect/>
+                    </a:stretch>
+                  </pic:blipFill>
+                  <pic:spPr>
+                    <a:xfrm>
+                      <a:off x="0" y="0"/>
+                      <a:ext cx="1800000" cy="1800000"/>
+                    </a:xfrm>
+                    <a:prstGeom prst="rect">
+                      <a:avLst/>
+                    </a:prstGeom>
+                    <a:ln>
+                      <a:solidFill>
+                        <a:schemeClr val="tx1"/>
+                      </a:solidFill>
+                    </a:ln>
+                  </pic:spPr>
+                </pic:pic>
+              </a:graphicData>
+            </a:graphic>
+            <wp14:sizeRelH relativeFrom="page">
+              <wp14:pctWidth>0</wp14:pctWidth>
+            </wp14:sizeRelH>
+            <wp14:sizeRelV relativeFrom="page">
+              <wp14:pctHeight>0</wp14:pctHeight>
+            </wp14:sizeRelV>
+          </wp:anchor>
+        </w:drawing>
+      </w:r>
+      <w:r>
+        <w:t>QR10</w:t>
       </w:r>
     </w:p>
     <w:sectPr>
